--- a/tillsyn/A 3147-2023 tillsynsbegäran.docx
+++ b/tillsyn/A 3147-2023 tillsynsbegäran.docx
@@ -269,7 +269,7 @@
     <w:r>
       <w:tab/>
       <w:tab/>
-      <w:t>2026-06-18</w:t>
+      <w:t>2026-06-19</w:t>
       <w:br/>
       <w:br/>
     </w:r>

--- a/tillsyn/A 3147-2023 tillsynsbegäran.docx
+++ b/tillsyn/A 3147-2023 tillsynsbegäran.docx
@@ -269,7 +269,7 @@
     <w:r>
       <w:tab/>
       <w:tab/>
-      <w:t>2026-06-19</w:t>
+      <w:t>2026-06-20</w:t>
       <w:br/>
       <w:br/>
     </w:r>

--- a/tillsyn/A 3147-2023 tillsynsbegäran.docx
+++ b/tillsyn/A 3147-2023 tillsynsbegäran.docx
@@ -12,10 +12,7 @@
     </w:p>
     <w:p>
       <w:r>
-        <w:t>Detta dokument behandlar höga naturvärden i avverkningsanmälan A 3147-2023 i Åre kommun som inkom 2023-01-20 och omfattar 0,6 ha.</w:t>
-      </w:r>
-      <w:r>
-        <w:t xml:space="preserve"> I Figur 1 visas fyndplatser för naturvårdsarter i området, som finns registrerade på Artportalen.</w:t>
+        <w:t>Denna tillsynsbegäran behandlar höga naturvärden i avverkningsanmälan A 3147-2023 i Åre kommun som inkom 2023-01-20 och omfattar 0,6 ha.</w:t>
       </w:r>
     </w:p>
     <w:p>
@@ -63,7 +60,20 @@
         <w:spacing w:after="240"/>
       </w:pPr>
       <w:r>
-        <w:t>Figur 1. Fyndplatser för naturvårdsarter inom 10 meter från avverkningsanmälan (röd linje). Inom parentes anges rödlistekategorier, S för signalarter, Tför typiska arter och fridlysningsparagrafer i artskyddsförordningen.Markörer utan svart kant är placerade på fyndplatsen. Markörer med svart kant är placerade vid sidan av fyndplatsen och har ett svart streck som visar fyndplatsens exakta position. Kartans mittpunktskoordinat är N 7013938, E 437193 i SWEREF 99 TM.</w:t>
+        <w:t>Figur 1. Fyndplatser för naturvårdsarter inom 10 meter från avverkningsanmälan. Markörer utan svart kant är placerade på fyndplatsen. Markörer med svart kant är placerade vid sidan av fyndplatsen har ett svart streck som visar fyndplatsens exakta position. Kartans mittpunktskoordinat är N 7013938, E 437193 i SWEREF 99 TM.</w:t>
+      </w:r>
+    </w:p>
+    <w:p>
+      <w:r>
+        <w:t>Inom 10 meter från avverkningsanmälan finns fynd av 2 naturvårdsarter, varav 2 är rödlistade och 1 är typisk (T): mjölig dropplav (VU) och knottrig blåslav (NT, T). Se Figur 1.</w:t>
+      </w:r>
+    </w:p>
+    <w:p>
+      <w:pPr>
+        <w:pStyle w:val="Heading1"/>
+      </w:pPr>
+      <w:r>
+        <w:t>Tillsynsbegäran</w:t>
       </w:r>
     </w:p>
     <w:p>
@@ -77,26 +87,27 @@
       </w:r>
     </w:p>
     <w:p>
-      <w:r>
-        <w:t>Nedan beskrivs fynd av naturvårdsarter som gjorts i det avverkningsanmälda området.</w:t>
-      </w:r>
-    </w:p>
-    <w:p>
       <w:pPr>
         <w:pStyle w:val="Heading1"/>
       </w:pPr>
       <w:r>
-        <w:t>Naturvårdsarter</w:t>
+        <w:t>Naturvårdsarter och fridlysta arter</w:t>
       </w:r>
     </w:p>
     <w:p>
       <w:r>
-        <w:t>Inom 10 meter från avverkningsanmälan har följande 2 naturvårdsarter hittats: mjölig dropplav (VU) och knottrig blåslav (NT, T). Av dessa är 2 rödlistade. För rödlistade arter har rödlistekategorin angivits inom parentes. Typiska arter inom Natura 2000 som är kopplade till skogsekosystem har markerats med (T).</w:t>
+        <w:t>Nedan följer beskrivningar av de naturvårdsarter och fridlysta arter som har sina livsmiljöer och växtplatser i den avverkningsanmälda skogen. De påträffade naturvårdsarterna är ett tydligt kvitto på att det rör sig om en skog med höga naturvärden.</w:t>
       </w:r>
     </w:p>
     <w:p>
       <w:r>
-        <w:t>De påträffade naturvårdsarterna är ett tydligt kvitto på att det rör sig om en skog med höga naturvärden.</w:t>
+        <w:rPr>
+          <w:b/>
+        </w:rPr>
+        <w:t>Mjölig dropplav (VU)</w:t>
+      </w:r>
+      <w:r>
+        <w:t xml:space="preserve"> växer på gamla granar i boreala granskogar med lång trädkontinuitet och hög luftfuktighet. Avverkning liksom även kraftig utglesning av skog på eller i omedelbar närhet av lokalerna utgör ett hot. Bördiga sumpgranskogar med hög och jämn luftfuktighet bör inte avverkas (SLU Artdatabanken, 2026).</w:t>
       </w:r>
     </w:p>
     <w:p>
@@ -128,17 +139,6 @@
     <w:p>
       <w:r>
         <w:t>(SLU Artdatabanken, 2024; Nitare &amp; Skogsstyrelsen, 2019).</w:t>
-      </w:r>
-    </w:p>
-    <w:p>
-      <w:r>
-        <w:rPr>
-          <w:b/>
-        </w:rPr>
-        <w:t>Mjölig dropplav (VU)</w:t>
-      </w:r>
-      <w:r>
-        <w:t xml:space="preserve"> växer på gamla granar i boreala granskogar med lång trädkontinuitet och hög luftfuktighet. Avverkning liksom även kraftig utglesning av skog på eller i omedelbar närhet av lokalerna utgör ett hot. Bördiga sumpgranskogar med hög och jämn luftfuktighet bör inte avverkas (SLU Artdatabanken, 2026).</w:t>
       </w:r>
     </w:p>
     <w:sectPr>
@@ -269,7 +269,7 @@
     <w:r>
       <w:tab/>
       <w:tab/>
-      <w:t>2026-06-20</w:t>
+      <w:t>2026-06-21</w:t>
       <w:br/>
       <w:br/>
     </w:r>

--- a/tillsyn/A 3147-2023 tillsynsbegäran.docx
+++ b/tillsyn/A 3147-2023 tillsynsbegäran.docx
@@ -269,7 +269,7 @@
     <w:r>
       <w:tab/>
       <w:tab/>
-      <w:t>2026-06-21</w:t>
+      <w:t>2026-06-22</w:t>
       <w:br/>
       <w:br/>
     </w:r>

--- a/tillsyn/A 3147-2023 tillsynsbegäran.docx
+++ b/tillsyn/A 3147-2023 tillsynsbegäran.docx
@@ -269,7 +269,7 @@
     <w:r>
       <w:tab/>
       <w:tab/>
-      <w:t>2026-06-22</w:t>
+      <w:t>2026-06-23</w:t>
       <w:br/>
       <w:br/>
     </w:r>

--- a/tillsyn/A 3147-2023 tillsynsbegäran.docx
+++ b/tillsyn/A 3147-2023 tillsynsbegäran.docx
@@ -269,7 +269,7 @@
     <w:r>
       <w:tab/>
       <w:tab/>
-      <w:t>2026-06-23</w:t>
+      <w:t>2026-06-24</w:t>
       <w:br/>
       <w:br/>
     </w:r>

--- a/tillsyn/A 3147-2023 tillsynsbegäran.docx
+++ b/tillsyn/A 3147-2023 tillsynsbegäran.docx
@@ -269,7 +269,7 @@
     <w:r>
       <w:tab/>
       <w:tab/>
-      <w:t>2026-06-24</w:t>
+      <w:t>2026-06-25</w:t>
       <w:br/>
       <w:br/>
     </w:r>

--- a/tillsyn/A 3147-2023 tillsynsbegäran.docx
+++ b/tillsyn/A 3147-2023 tillsynsbegäran.docx
@@ -269,7 +269,7 @@
     <w:r>
       <w:tab/>
       <w:tab/>
-      <w:t>2026-06-25</w:t>
+      <w:t>2026-06-26</w:t>
       <w:br/>
       <w:br/>
     </w:r>

--- a/tillsyn/A 3147-2023 tillsynsbegäran.docx
+++ b/tillsyn/A 3147-2023 tillsynsbegäran.docx
@@ -269,7 +269,7 @@
     <w:r>
       <w:tab/>
       <w:tab/>
-      <w:t>2026-06-26</w:t>
+      <w:t>2026-06-27</w:t>
       <w:br/>
       <w:br/>
     </w:r>

--- a/tillsyn/A 3147-2023 tillsynsbegäran.docx
+++ b/tillsyn/A 3147-2023 tillsynsbegäran.docx
@@ -269,7 +269,7 @@
     <w:r>
       <w:tab/>
       <w:tab/>
-      <w:t>2026-06-27</w:t>
+      <w:t>2026-06-28</w:t>
       <w:br/>
       <w:br/>
     </w:r>

--- a/tillsyn/A 3147-2023 tillsynsbegäran.docx
+++ b/tillsyn/A 3147-2023 tillsynsbegäran.docx
@@ -269,7 +269,7 @@
     <w:r>
       <w:tab/>
       <w:tab/>
-      <w:t>2026-06-28</w:t>
+      <w:t>2026-06-29</w:t>
       <w:br/>
       <w:br/>
     </w:r>

--- a/tillsyn/A 3147-2023 tillsynsbegäran.docx
+++ b/tillsyn/A 3147-2023 tillsynsbegäran.docx
@@ -269,7 +269,7 @@
     <w:r>
       <w:tab/>
       <w:tab/>
-      <w:t>2026-06-29</w:t>
+      <w:t>2026-06-30</w:t>
       <w:br/>
       <w:br/>
     </w:r>

--- a/tillsyn/A 3147-2023 tillsynsbegäran.docx
+++ b/tillsyn/A 3147-2023 tillsynsbegäran.docx
@@ -269,7 +269,7 @@
     <w:r>
       <w:tab/>
       <w:tab/>
-      <w:t>2026-06-30</w:t>
+      <w:t>2026-07-01</w:t>
       <w:br/>
       <w:br/>
     </w:r>

--- a/tillsyn/A 3147-2023 tillsynsbegäran.docx
+++ b/tillsyn/A 3147-2023 tillsynsbegäran.docx
@@ -269,7 +269,7 @@
     <w:r>
       <w:tab/>
       <w:tab/>
-      <w:t>2026-07-01</w:t>
+      <w:t>2026-07-02</w:t>
       <w:br/>
       <w:br/>
     </w:r>

--- a/tillsyn/A 3147-2023 tillsynsbegäran.docx
+++ b/tillsyn/A 3147-2023 tillsynsbegäran.docx
@@ -269,7 +269,7 @@
     <w:r>
       <w:tab/>
       <w:tab/>
-      <w:t>2026-07-13</w:t>
+      <w:t>2026-07-14</w:t>
       <w:br/>
       <w:br/>
     </w:r>

--- a/tillsyn/A 3147-2023 tillsynsbegäran.docx
+++ b/tillsyn/A 3147-2023 tillsynsbegäran.docx
@@ -269,7 +269,7 @@
     <w:r>
       <w:tab/>
       <w:tab/>
-      <w:t>2026-07-14</w:t>
+      <w:t>2026-07-15</w:t>
       <w:br/>
       <w:br/>
     </w:r>

--- a/tillsyn/A 3147-2023 tillsynsbegäran.docx
+++ b/tillsyn/A 3147-2023 tillsynsbegäran.docx
@@ -269,7 +269,7 @@
     <w:r>
       <w:tab/>
       <w:tab/>
-      <w:t>2026-07-15</w:t>
+      <w:t>2026-07-16</w:t>
       <w:br/>
       <w:br/>
     </w:r>

--- a/tillsyn/A 3147-2023 tillsynsbegäran.docx
+++ b/tillsyn/A 3147-2023 tillsynsbegäran.docx
@@ -269,7 +269,7 @@
     <w:r>
       <w:tab/>
       <w:tab/>
-      <w:t>2026-07-16</w:t>
+      <w:t>2026-07-17</w:t>
       <w:br/>
       <w:br/>
     </w:r>

--- a/tillsyn/A 3147-2023 tillsynsbegäran.docx
+++ b/tillsyn/A 3147-2023 tillsynsbegäran.docx
@@ -269,7 +269,7 @@
     <w:r>
       <w:tab/>
       <w:tab/>
-      <w:t>2026-07-17</w:t>
+      <w:t>2026-07-18</w:t>
       <w:br/>
       <w:br/>
     </w:r>

--- a/tillsyn/A 3147-2023 tillsynsbegäran.docx
+++ b/tillsyn/A 3147-2023 tillsynsbegäran.docx
@@ -269,7 +269,7 @@
     <w:r>
       <w:tab/>
       <w:tab/>
-      <w:t>2026-07-18</w:t>
+      <w:t>2026-07-19</w:t>
       <w:br/>
       <w:br/>
     </w:r>

--- a/tillsyn/A 3147-2023 tillsynsbegäran.docx
+++ b/tillsyn/A 3147-2023 tillsynsbegäran.docx
@@ -269,7 +269,7 @@
     <w:r>
       <w:tab/>
       <w:tab/>
-      <w:t>2026-07-19</w:t>
+      <w:t>2026-07-20</w:t>
       <w:br/>
       <w:br/>
     </w:r>

--- a/tillsyn/A 3147-2023 tillsynsbegäran.docx
+++ b/tillsyn/A 3147-2023 tillsynsbegäran.docx
@@ -269,7 +269,7 @@
     <w:r>
       <w:tab/>
       <w:tab/>
-      <w:t>2026-07-20</w:t>
+      <w:t>2026-07-21</w:t>
       <w:br/>
       <w:br/>
     </w:r>

--- a/tillsyn/A 3147-2023 tillsynsbegäran.docx
+++ b/tillsyn/A 3147-2023 tillsynsbegäran.docx
@@ -269,7 +269,7 @@
     <w:r>
       <w:tab/>
       <w:tab/>
-      <w:t>2026-07-21</w:t>
+      <w:t>2026-07-22</w:t>
       <w:br/>
       <w:br/>
     </w:r>

--- a/tillsyn/A 3147-2023 tillsynsbegäran.docx
+++ b/tillsyn/A 3147-2023 tillsynsbegäran.docx
@@ -269,7 +269,7 @@
     <w:r>
       <w:tab/>
       <w:tab/>
-      <w:t>2026-07-22</w:t>
+      <w:t>2026-07-23</w:t>
       <w:br/>
       <w:br/>
     </w:r>

--- a/tillsyn/A 3147-2023 tillsynsbegäran.docx
+++ b/tillsyn/A 3147-2023 tillsynsbegäran.docx
@@ -269,7 +269,7 @@
     <w:r>
       <w:tab/>
       <w:tab/>
-      <w:t>2026-07-23</w:t>
+      <w:t>2026-07-24</w:t>
       <w:br/>
       <w:br/>
     </w:r>

--- a/tillsyn/A 3147-2023 tillsynsbegäran.docx
+++ b/tillsyn/A 3147-2023 tillsynsbegäran.docx
@@ -269,7 +269,7 @@
     <w:r>
       <w:tab/>
       <w:tab/>
-      <w:t>2026-07-24</w:t>
+      <w:t>2026-07-25</w:t>
       <w:br/>
       <w:br/>
     </w:r>

--- a/tillsyn/A 3147-2023 tillsynsbegäran.docx
+++ b/tillsyn/A 3147-2023 tillsynsbegäran.docx
@@ -269,7 +269,7 @@
     <w:r>
       <w:tab/>
       <w:tab/>
-      <w:t>2026-07-25</w:t>
+      <w:t>2026-07-26</w:t>
       <w:br/>
       <w:br/>
     </w:r>

--- a/tillsyn/A 3147-2023 tillsynsbegäran.docx
+++ b/tillsyn/A 3147-2023 tillsynsbegäran.docx
@@ -269,7 +269,7 @@
     <w:r>
       <w:tab/>
       <w:tab/>
-      <w:t>2026-07-26</w:t>
+      <w:t>2026-07-27</w:t>
       <w:br/>
       <w:br/>
     </w:r>

--- a/tillsyn/A 3147-2023 tillsynsbegäran.docx
+++ b/tillsyn/A 3147-2023 tillsynsbegäran.docx
@@ -269,7 +269,7 @@
     <w:r>
       <w:tab/>
       <w:tab/>
-      <w:t>2026-07-27</w:t>
+      <w:t>2026-07-28</w:t>
       <w:br/>
       <w:br/>
     </w:r>

--- a/tillsyn/A 3147-2023 tillsynsbegäran.docx
+++ b/tillsyn/A 3147-2023 tillsynsbegäran.docx
@@ -269,7 +269,7 @@
     <w:r>
       <w:tab/>
       <w:tab/>
-      <w:t>2026-07-28</w:t>
+      <w:t>2026-07-29</w:t>
       <w:br/>
       <w:br/>
     </w:r>

--- a/tillsyn/A 3147-2023 tillsynsbegäran.docx
+++ b/tillsyn/A 3147-2023 tillsynsbegäran.docx
@@ -269,7 +269,7 @@
     <w:r>
       <w:tab/>
       <w:tab/>
-      <w:t>2026-07-29</w:t>
+      <w:t>2026-07-30</w:t>
       <w:br/>
       <w:br/>
     </w:r>

--- a/tillsyn/A 3147-2023 tillsynsbegäran.docx
+++ b/tillsyn/A 3147-2023 tillsynsbegäran.docx
@@ -269,7 +269,7 @@
     <w:r>
       <w:tab/>
       <w:tab/>
-      <w:t>2026-07-30</w:t>
+      <w:t>2026-07-31</w:t>
       <w:br/>
       <w:br/>
     </w:r>

--- a/tillsyn/A 3147-2023 tillsynsbegäran.docx
+++ b/tillsyn/A 3147-2023 tillsynsbegäran.docx
@@ -269,7 +269,7 @@
     <w:r>
       <w:tab/>
       <w:tab/>
-      <w:t>2026-07-31</w:t>
+      <w:t>2026-08-01</w:t>
       <w:br/>
       <w:br/>
     </w:r>

--- a/tillsyn/A 3147-2023 tillsynsbegäran.docx
+++ b/tillsyn/A 3147-2023 tillsynsbegäran.docx
@@ -269,7 +269,7 @@
     <w:r>
       <w:tab/>
       <w:tab/>
-      <w:t>2026-08-01</w:t>
+      <w:t>2026-08-02</w:t>
       <w:br/>
       <w:br/>
     </w:r>

--- a/tillsyn/A 3147-2023 tillsynsbegäran.docx
+++ b/tillsyn/A 3147-2023 tillsynsbegäran.docx
@@ -269,7 +269,7 @@
     <w:r>
       <w:tab/>
       <w:tab/>
-      <w:t>2026-08-02</w:t>
+      <w:t>2026-08-03</w:t>
       <w:br/>
       <w:br/>
     </w:r>

--- a/tillsyn/A 3147-2023 tillsynsbegäran.docx
+++ b/tillsyn/A 3147-2023 tillsynsbegäran.docx
@@ -269,7 +269,7 @@
     <w:r>
       <w:tab/>
       <w:tab/>
-      <w:t>2026-08-03</w:t>
+      <w:t>2026-08-05</w:t>
       <w:br/>
       <w:br/>
     </w:r>

--- a/tillsyn/A 3147-2023 tillsynsbegäran.docx
+++ b/tillsyn/A 3147-2023 tillsynsbegäran.docx
@@ -269,7 +269,7 @@
     <w:r>
       <w:tab/>
       <w:tab/>
-      <w:t>2026-08-05</w:t>
+      <w:t>2026-08-07</w:t>
       <w:br/>
       <w:br/>
     </w:r>

--- a/tillsyn/A 3147-2023 tillsynsbegäran.docx
+++ b/tillsyn/A 3147-2023 tillsynsbegäran.docx
@@ -269,7 +269,7 @@
     <w:r>
       <w:tab/>
       <w:tab/>
-      <w:t>2026-08-07</w:t>
+      <w:t>2026-08-08</w:t>
       <w:br/>
       <w:br/>
     </w:r>

--- a/tillsyn/A 3147-2023 tillsynsbegäran.docx
+++ b/tillsyn/A 3147-2023 tillsynsbegäran.docx
@@ -60,7 +60,7 @@
         <w:spacing w:after="240"/>
       </w:pPr>
       <w:r>
-        <w:t>Figur 1. Fyndplatser för naturvårdsarter inom 10 meter från avverkningsanmälan. Markörer utan svart kant är placerade på fyndplatsen. Markörer med svart kant är placerade vid sidan av fyndplatsen har ett svart streck som visar fyndplatsens exakta position. Kartans mittpunktskoordinat är N 7013938, E 437193 i SWEREF 99 TM.</w:t>
+        <w:t>Figur 1. Fyndplatser för naturvårdsarter inom 10 meter från avverkningsanmälan. Markörer utan svart kant är placerade på fyndplatsen. Markörer med svart kant är placerade vid sidan av fyndplatsen och har ett svart streck som visar fyndplatsens exakta position. Kartans mittpunktskoordinat är N 7013938, E 437193 i SWEREF 99 TM.</w:t>
       </w:r>
     </w:p>
     <w:p>
@@ -269,7 +269,7 @@
     <w:r>
       <w:tab/>
       <w:tab/>
-      <w:t>2026-08-14</w:t>
+      <w:t>2026-08-15</w:t>
       <w:br/>
       <w:br/>
     </w:r>

--- a/tillsyn/A 3147-2023 tillsynsbegäran.docx
+++ b/tillsyn/A 3147-2023 tillsynsbegäran.docx
@@ -269,7 +269,7 @@
     <w:r>
       <w:tab/>
       <w:tab/>
-      <w:t>2026-08-15</w:t>
+      <w:t>2026-08-16</w:t>
       <w:br/>
       <w:br/>
     </w:r>

--- a/tillsyn/A 3147-2023 tillsynsbegäran.docx
+++ b/tillsyn/A 3147-2023 tillsynsbegäran.docx
@@ -269,7 +269,7 @@
     <w:r>
       <w:tab/>
       <w:tab/>
-      <w:t>2026-08-16</w:t>
+      <w:t>2026-08-17</w:t>
       <w:br/>
       <w:br/>
     </w:r>

--- a/tillsyn/A 3147-2023 tillsynsbegäran.docx
+++ b/tillsyn/A 3147-2023 tillsynsbegäran.docx
@@ -269,7 +269,7 @@
     <w:r>
       <w:tab/>
       <w:tab/>
-      <w:t>2026-08-17</w:t>
+      <w:t>2026-08-18</w:t>
       <w:br/>
       <w:br/>
     </w:r>

--- a/tillsyn/A 3147-2023 tillsynsbegäran.docx
+++ b/tillsyn/A 3147-2023 tillsynsbegäran.docx
@@ -269,7 +269,7 @@
     <w:r>
       <w:tab/>
       <w:tab/>
-      <w:t>2026-08-18</w:t>
+      <w:t>2026-08-19</w:t>
       <w:br/>
       <w:br/>
     </w:r>

--- a/tillsyn/A 3147-2023 tillsynsbegäran.docx
+++ b/tillsyn/A 3147-2023 tillsynsbegäran.docx
@@ -269,7 +269,7 @@
     <w:r>
       <w:tab/>
       <w:tab/>
-      <w:t>2026-08-19</w:t>
+      <w:t>2026-08-20</w:t>
       <w:br/>
       <w:br/>
     </w:r>

--- a/tillsyn/A 3147-2023 tillsynsbegäran.docx
+++ b/tillsyn/A 3147-2023 tillsynsbegäran.docx
@@ -269,7 +269,7 @@
     <w:r>
       <w:tab/>
       <w:tab/>
-      <w:t>2026-08-20</w:t>
+      <w:t>2026-08-21</w:t>
       <w:br/>
       <w:br/>
     </w:r>

--- a/tillsyn/A 3147-2023 tillsynsbegäran.docx
+++ b/tillsyn/A 3147-2023 tillsynsbegäran.docx
@@ -269,7 +269,7 @@
     <w:r>
       <w:tab/>
       <w:tab/>
-      <w:t>2026-08-21</w:t>
+      <w:t>2026-08-22</w:t>
       <w:br/>
       <w:br/>
     </w:r>

--- a/tillsyn/A 3147-2023 tillsynsbegäran.docx
+++ b/tillsyn/A 3147-2023 tillsynsbegäran.docx
@@ -269,7 +269,7 @@
     <w:r>
       <w:tab/>
       <w:tab/>
-      <w:t>2026-08-22</w:t>
+      <w:t>2026-08-23</w:t>
       <w:br/>
       <w:br/>
     </w:r>

--- a/tillsyn/A 3147-2023 tillsynsbegäran.docx
+++ b/tillsyn/A 3147-2023 tillsynsbegäran.docx
@@ -269,7 +269,7 @@
     <w:r>
       <w:tab/>
       <w:tab/>
-      <w:t>2026-08-23</w:t>
+      <w:t>2026-08-24</w:t>
       <w:br/>
       <w:br/>
     </w:r>

--- a/tillsyn/A 3147-2023 tillsynsbegäran.docx
+++ b/tillsyn/A 3147-2023 tillsynsbegäran.docx
@@ -269,7 +269,7 @@
     <w:r>
       <w:tab/>
       <w:tab/>
-      <w:t>2026-08-24</w:t>
+      <w:t>2026-08-25</w:t>
       <w:br/>
       <w:br/>
     </w:r>

--- a/tillsyn/A 3147-2023 tillsynsbegäran.docx
+++ b/tillsyn/A 3147-2023 tillsynsbegäran.docx
@@ -269,7 +269,7 @@
     <w:r>
       <w:tab/>
       <w:tab/>
-      <w:t>2026-08-25</w:t>
+      <w:t>2026-08-26</w:t>
       <w:br/>
       <w:br/>
     </w:r>

--- a/tillsyn/A 3147-2023 tillsynsbegäran.docx
+++ b/tillsyn/A 3147-2023 tillsynsbegäran.docx
@@ -269,7 +269,7 @@
     <w:r>
       <w:tab/>
       <w:tab/>
-      <w:t>2026-08-26</w:t>
+      <w:t>2026-08-27</w:t>
       <w:br/>
       <w:br/>
     </w:r>

--- a/tillsyn/A 3147-2023 tillsynsbegäran.docx
+++ b/tillsyn/A 3147-2023 tillsynsbegäran.docx
@@ -269,7 +269,7 @@
     <w:r>
       <w:tab/>
       <w:tab/>
-      <w:t>2026-08-27</w:t>
+      <w:t>2026-08-28</w:t>
       <w:br/>
       <w:br/>
     </w:r>

--- a/tillsyn/A 3147-2023 tillsynsbegäran.docx
+++ b/tillsyn/A 3147-2023 tillsynsbegäran.docx
@@ -269,7 +269,7 @@
     <w:r>
       <w:tab/>
       <w:tab/>
-      <w:t>2026-08-28</w:t>
+      <w:t>2026-08-29</w:t>
       <w:br/>
       <w:br/>
     </w:r>

--- a/tillsyn/A 3147-2023 tillsynsbegäran.docx
+++ b/tillsyn/A 3147-2023 tillsynsbegäran.docx
@@ -269,7 +269,7 @@
     <w:r>
       <w:tab/>
       <w:tab/>
-      <w:t>2026-08-29</w:t>
+      <w:t>2026-08-31</w:t>
       <w:br/>
       <w:br/>
     </w:r>

--- a/tillsyn/A 3147-2023 tillsynsbegäran.docx
+++ b/tillsyn/A 3147-2023 tillsynsbegäran.docx
@@ -269,7 +269,7 @@
     <w:r>
       <w:tab/>
       <w:tab/>
-      <w:t>2026-08-31</w:t>
+      <w:t>2026-09-01</w:t>
       <w:br/>
       <w:br/>
     </w:r>

--- a/tillsyn/A 3147-2023 tillsynsbegäran.docx
+++ b/tillsyn/A 3147-2023 tillsynsbegäran.docx
@@ -269,7 +269,7 @@
     <w:r>
       <w:tab/>
       <w:tab/>
-      <w:t>2026-09-01</w:t>
+      <w:t>2026-09-02</w:t>
       <w:br/>
       <w:br/>
     </w:r>

--- a/tillsyn/A 3147-2023 tillsynsbegäran.docx
+++ b/tillsyn/A 3147-2023 tillsynsbegäran.docx
@@ -269,7 +269,7 @@
     <w:r>
       <w:tab/>
       <w:tab/>
-      <w:t>2026-09-02</w:t>
+      <w:t>2026-09-03</w:t>
       <w:br/>
       <w:br/>
     </w:r>

--- a/tillsyn/A 3147-2023 tillsynsbegäran.docx
+++ b/tillsyn/A 3147-2023 tillsynsbegäran.docx
@@ -269,7 +269,7 @@
     <w:r>
       <w:tab/>
       <w:tab/>
-      <w:t>2026-09-03</w:t>
+      <w:t>2026-09-04</w:t>
       <w:br/>
       <w:br/>
     </w:r>

--- a/tillsyn/A 3147-2023 tillsynsbegäran.docx
+++ b/tillsyn/A 3147-2023 tillsynsbegäran.docx
@@ -269,7 +269,7 @@
     <w:r>
       <w:tab/>
       <w:tab/>
-      <w:t>2026-09-04</w:t>
+      <w:t>2026-09-05</w:t>
       <w:br/>
       <w:br/>
     </w:r>

--- a/tillsyn/A 3147-2023 tillsynsbegäran.docx
+++ b/tillsyn/A 3147-2023 tillsynsbegäran.docx
@@ -269,7 +269,7 @@
     <w:r>
       <w:tab/>
       <w:tab/>
-      <w:t>2026-09-05</w:t>
+      <w:t>2026-09-06</w:t>
       <w:br/>
       <w:br/>
     </w:r>

--- a/tillsyn/A 3147-2023 tillsynsbegäran.docx
+++ b/tillsyn/A 3147-2023 tillsynsbegäran.docx
@@ -269,7 +269,7 @@
     <w:r>
       <w:tab/>
       <w:tab/>
-      <w:t>2026-09-06</w:t>
+      <w:t>2026-09-07</w:t>
       <w:br/>
       <w:br/>
     </w:r>

--- a/tillsyn/A 3147-2023 tillsynsbegäran.docx
+++ b/tillsyn/A 3147-2023 tillsynsbegäran.docx
@@ -269,7 +269,7 @@
     <w:r>
       <w:tab/>
       <w:tab/>
-      <w:t>2026-09-07</w:t>
+      <w:t>2026-09-08</w:t>
       <w:br/>
       <w:br/>
     </w:r>

--- a/tillsyn/A 3147-2023 tillsynsbegäran.docx
+++ b/tillsyn/A 3147-2023 tillsynsbegäran.docx
@@ -269,7 +269,7 @@
     <w:r>
       <w:tab/>
       <w:tab/>
-      <w:t>2026-09-08</w:t>
+      <w:t>2026-09-09</w:t>
       <w:br/>
       <w:br/>
     </w:r>

--- a/tillsyn/A 3147-2023 tillsynsbegäran.docx
+++ b/tillsyn/A 3147-2023 tillsynsbegäran.docx
@@ -269,7 +269,7 @@
     <w:r>
       <w:tab/>
       <w:tab/>
-      <w:t>2026-09-09</w:t>
+      <w:t>2026-09-10</w:t>
       <w:br/>
       <w:br/>
     </w:r>

--- a/tillsyn/A 3147-2023 tillsynsbegäran.docx
+++ b/tillsyn/A 3147-2023 tillsynsbegäran.docx
@@ -269,7 +269,7 @@
     <w:r>
       <w:tab/>
       <w:tab/>
-      <w:t>2026-09-10</w:t>
+      <w:t>2026-09-11</w:t>
       <w:br/>
       <w:br/>
     </w:r>

--- a/tillsyn/A 3147-2023 tillsynsbegäran.docx
+++ b/tillsyn/A 3147-2023 tillsynsbegäran.docx
@@ -269,7 +269,7 @@
     <w:r>
       <w:tab/>
       <w:tab/>
-      <w:t>2026-09-11</w:t>
+      <w:t>2026-09-12</w:t>
       <w:br/>
       <w:br/>
     </w:r>

--- a/tillsyn/A 3147-2023 tillsynsbegäran.docx
+++ b/tillsyn/A 3147-2023 tillsynsbegäran.docx
@@ -269,7 +269,7 @@
     <w:r>
       <w:tab/>
       <w:tab/>
-      <w:t>2026-09-12</w:t>
+      <w:t>2026-09-13</w:t>
       <w:br/>
       <w:br/>
     </w:r>
